--- a/format/md-3/01_Covering_Letter_Template.docx
+++ b/format/md-3/01_Covering_Letter_Template.docx
@@ -4,546 +4,401 @@
   <w:body>
     <w:p>
       <w:pPr>
-        <w:jc w:val="center"/>
+        <w:keepNext w:val="0"/>
+        <w:keepLines w:val="0"/>
+        <w:spacing w:before="0" w:after="160" w:line="252" w:lineRule="auto"/>
+        <w:jc w:val="right"/>
       </w:pPr>
       <w:r>
         <w:rPr>
-          <w:b/>
-          <w:sz w:val="30"/>
+          <w:rFonts w:ascii="Times New Roman" w:hAnsi="Times New Roman" w:cs="Times New Roman"/>
+          <w:b w:val="0"/>
+          <w:i w:val="0"/>
+          <w:vanish w:val="0"/>
+          <w:color w:val="000000"/>
+          <w:sz w:val="20"/>
         </w:rPr>
-        <w:t>COVERING LETTER</w:t>
+        <w:t>Date: {applicationDate}</w:t>
       </w:r>
     </w:p>
     <w:p>
       <w:pPr>
-        <w:jc w:val="center"/>
+        <w:keepNext/>
+        <w:keepLines w:val="0"/>
+        <w:spacing w:before="0" w:after="0" w:line="240" w:lineRule="auto"/>
       </w:pPr>
       <w:r>
         <w:rPr>
-          <w:i/>
-          <w:sz w:val="19"/>
+          <w:rFonts w:ascii="Times New Roman" w:hAnsi="Times New Roman" w:cs="Times New Roman"/>
+          <w:b w:val="0"/>
+          <w:i w:val="0"/>
+          <w:vanish w:val="0"/>
+          <w:color w:val="000000"/>
+          <w:sz w:val="20"/>
         </w:rPr>
-        <w:t>Application for Licence to Manufacture Class A / Class B Medical Device</w:t>
-      </w:r>
-    </w:p>
-    <w:tbl>
-      <w:tblPr>
-        <w:tblStyle w:val="TableGrid"/>
-        <w:tblW w:type="auto" w:w="0"/>
-        <w:jc w:val="center"/>
-        <w:tblLook w:firstColumn="1" w:firstRow="1" w:lastColumn="0" w:lastRow="0" w:noHBand="0" w:noVBand="1" w:val="04A0"/>
-      </w:tblPr>
-      <w:tblGrid>
-        <w:gridCol w:w="5184"/>
-        <w:gridCol w:w="5184"/>
-      </w:tblGrid>
-      <w:tr>
-        <w:trPr>
-          <w:cantSplit/>
-        </w:trPr>
-        <w:tc>
-          <w:tcPr>
-            <w:tcW w:type="dxa" w:w="3528"/>
-            <w:shd w:fill="E9EEF4"/>
-            <w:vAlign w:val="center"/>
-          </w:tcPr>
-          <w:p>
-            <w:r>
-              <w:rPr>
-                <w:b/>
-                <w:sz w:val="19"/>
-              </w:rPr>
-              <w:t>Date</w:t>
-            </w:r>
-          </w:p>
-        </w:tc>
-        <w:tc>
-          <w:tcPr>
-            <w:tcW w:type="dxa" w:w="6983"/>
-            <w:vAlign w:val="center"/>
-          </w:tcPr>
-          <w:p>
-            <w:r>
-              <w:rPr>
-                <w:sz w:val="19"/>
-              </w:rPr>
-              <w:t>{applicationDate}</w:t>
-            </w:r>
-          </w:p>
-        </w:tc>
-      </w:tr>
-      <w:tr>
-        <w:trPr>
-          <w:cantSplit/>
-        </w:trPr>
-        <w:tc>
-          <w:tcPr>
-            <w:tcW w:type="dxa" w:w="3528"/>
-            <w:shd w:fill="E9EEF4"/>
-            <w:vAlign w:val="center"/>
-          </w:tcPr>
-          <w:p>
-            <w:r>
-              <w:rPr>
-                <w:b/>
-                <w:sz w:val="19"/>
-              </w:rPr>
-              <w:t>To</w:t>
-            </w:r>
-          </w:p>
-        </w:tc>
-        <w:tc>
-          <w:tcPr>
-            <w:tcW w:type="dxa" w:w="6983"/>
-            <w:vAlign w:val="center"/>
-          </w:tcPr>
-          <w:p>
-            <w:r>
-              <w:rPr>
-                <w:sz w:val="19"/>
-              </w:rPr>
-              <w:t>The State Licensing Authority</w:t>
-            </w:r>
-          </w:p>
-        </w:tc>
-      </w:tr>
-      <w:tr>
-        <w:trPr>
-          <w:cantSplit/>
-        </w:trPr>
-        <w:tc>
-          <w:tcPr>
-            <w:tcW w:type="dxa" w:w="3528"/>
-            <w:shd w:fill="E9EEF4"/>
-            <w:vAlign w:val="center"/>
-          </w:tcPr>
-          <w:p>
-            <w:r>
-              <w:rPr>
-                <w:b/>
-                <w:sz w:val="19"/>
-              </w:rPr>
-              <w:t>Applicant</w:t>
-            </w:r>
-          </w:p>
-        </w:tc>
-        <w:tc>
-          <w:tcPr>
-            <w:tcW w:type="dxa" w:w="6983"/>
-            <w:vAlign w:val="center"/>
-          </w:tcPr>
-          <w:p>
-            <w:r>
-              <w:rPr>
-                <w:sz w:val="19"/>
-              </w:rPr>
-              <w:t>{applicantName}</w:t>
-            </w:r>
-          </w:p>
-        </w:tc>
-      </w:tr>
-    </w:tbl>
-    <w:p/>
-    <w:p>
-      <w:r>
-        <w:rPr>
-          <w:b/>
-        </w:rPr>
-        <w:t xml:space="preserve">Subject: </w:t>
-      </w:r>
-      <w:r>
-        <w:t>Application for grant of licence to manufacture for sale or distribution of Class A / Class B medical device(s).</w:t>
-      </w:r>
-    </w:p>
-    <w:p>
-      <w:r>
-        <w:rPr>
-          <w:b/>
-        </w:rPr>
-        <w:t xml:space="preserve">Reference: </w:t>
-      </w:r>
-      <w:r>
-        <w:t>Form MD-3 under the Medical Devices Rules, 2017.</w:t>
-      </w:r>
-    </w:p>
-    <w:p>
-      <w:r>
-        <w:t>We submit the application for the manufacture of the medical device(s) listed in the accompanying Form MD-3 annexure. The supporting documents required under the Fourth Schedule of the Medical Devices Rules, 2017 are enclosed/uploaded as applicable. The applicant confirms that the submitted information and evidence are current and accurate.</w:t>
+        <w:t>To,</w:t>
       </w:r>
     </w:p>
     <w:p>
       <w:pPr>
-        <w:spacing w:before="160" w:after="80"/>
+        <w:keepNext/>
+        <w:keepLines w:val="0"/>
+        <w:spacing w:before="0" w:after="0" w:line="240" w:lineRule="auto"/>
       </w:pPr>
       <w:r>
         <w:rPr>
+          <w:rFonts w:ascii="Times New Roman" w:hAnsi="Times New Roman" w:cs="Times New Roman"/>
           <w:b/>
-          <w:sz w:val="23"/>
+          <w:i w:val="0"/>
+          <w:vanish w:val="0"/>
+          <w:color w:val="000000"/>
+          <w:sz w:val="20"/>
         </w:rPr>
-        <w:t>Summary of Application</w:t>
+        <w:t>The State Licensing Authority</w:t>
       </w:r>
     </w:p>
-    <w:tbl>
-      <w:tblPr>
-        <w:tblStyle w:val="TableGrid"/>
-        <w:tblW w:type="auto" w:w="0"/>
-        <w:jc w:val="center"/>
-        <w:tblLook w:firstColumn="1" w:firstRow="1" w:lastColumn="0" w:lastRow="0" w:noHBand="0" w:noVBand="1" w:val="04A0"/>
-      </w:tblPr>
-      <w:tblGrid>
-        <w:gridCol w:w="5184"/>
-        <w:gridCol w:w="5184"/>
-      </w:tblGrid>
-      <w:tr>
-        <w:trPr>
-          <w:cantSplit/>
-        </w:trPr>
-        <w:tc>
-          <w:tcPr>
-            <w:tcW w:type="dxa" w:w="3528"/>
-            <w:shd w:fill="E9EEF4"/>
-            <w:vAlign w:val="center"/>
-          </w:tcPr>
-          <w:p>
-            <w:r>
-              <w:rPr>
-                <w:b/>
-                <w:sz w:val="19"/>
-              </w:rPr>
-              <w:t>Manufacturing Site</w:t>
-            </w:r>
-          </w:p>
-        </w:tc>
-        <w:tc>
-          <w:tcPr>
-            <w:tcW w:type="dxa" w:w="6983"/>
-            <w:vAlign w:val="center"/>
-          </w:tcPr>
-          <w:p>
-            <w:r>
-              <w:rPr>
-                <w:sz w:val="19"/>
-              </w:rPr>
-              <w:t>{manufacturingSiteAddress}</w:t>
-            </w:r>
-          </w:p>
-        </w:tc>
-      </w:tr>
-      <w:tr>
-        <w:trPr>
-          <w:cantSplit/>
-        </w:trPr>
-        <w:tc>
-          <w:tcPr>
-            <w:tcW w:type="dxa" w:w="3528"/>
-            <w:shd w:fill="E9EEF4"/>
-            <w:vAlign w:val="center"/>
-          </w:tcPr>
-          <w:p>
-            <w:r>
-              <w:rPr>
-                <w:b/>
-                <w:sz w:val="19"/>
-              </w:rPr>
-              <w:t>Device Scope</w:t>
-            </w:r>
-          </w:p>
-        </w:tc>
-        <w:tc>
-          <w:tcPr>
-            <w:tcW w:type="dxa" w:w="6983"/>
-            <w:vAlign w:val="center"/>
-          </w:tcPr>
-          <w:p>
-            <w:r>
-              <w:rPr>
-                <w:sz w:val="19"/>
-              </w:rPr>
-              <w:t>{deviceScopeSummary}</w:t>
-            </w:r>
-          </w:p>
-        </w:tc>
-      </w:tr>
-      <w:tr>
-        <w:trPr>
-          <w:cantSplit/>
-        </w:trPr>
-        <w:tc>
-          <w:tcPr>
-            <w:tcW w:type="dxa" w:w="3528"/>
-            <w:shd w:fill="E9EEF4"/>
-            <w:vAlign w:val="center"/>
-          </w:tcPr>
-          <w:p>
-            <w:r>
-              <w:rPr>
-                <w:b/>
-                <w:sz w:val="19"/>
-              </w:rPr>
-              <w:t>Device Class</w:t>
-            </w:r>
-          </w:p>
-        </w:tc>
-        <w:tc>
-          <w:tcPr>
-            <w:tcW w:type="dxa" w:w="6983"/>
-            <w:vAlign w:val="center"/>
-          </w:tcPr>
-          <w:p>
-            <w:r>
-              <w:rPr>
-                <w:sz w:val="19"/>
-              </w:rPr>
-              <w:t>{deviceClass}</w:t>
-            </w:r>
-          </w:p>
-        </w:tc>
-      </w:tr>
-      <w:tr>
-        <w:trPr>
-          <w:cantSplit/>
-        </w:trPr>
-        <w:tc>
-          <w:tcPr>
-            <w:tcW w:type="dxa" w:w="3528"/>
-            <w:shd w:fill="E9EEF4"/>
-            <w:vAlign w:val="center"/>
-          </w:tcPr>
-          <w:p>
-            <w:r>
-              <w:rPr>
-                <w:b/>
-                <w:sz w:val="19"/>
-              </w:rPr>
-              <w:t>Predicate / Substantial Equivalence</w:t>
-            </w:r>
-          </w:p>
-        </w:tc>
-        <w:tc>
-          <w:tcPr>
-            <w:tcW w:type="dxa" w:w="6983"/>
-            <w:vAlign w:val="center"/>
-          </w:tcPr>
-          <w:p>
-            <w:r>
-              <w:rPr>
-                <w:sz w:val="19"/>
-              </w:rPr>
-              <w:t>{substantialEquivalenceClaimed}</w:t>
-            </w:r>
-          </w:p>
-        </w:tc>
-      </w:tr>
-    </w:tbl>
-    <w:p/>
     <w:p>
       <w:pPr>
-        <w:spacing w:before="160" w:after="80"/>
+        <w:keepNext w:val="0"/>
+        <w:keepLines w:val="0"/>
+        <w:spacing w:before="0" w:after="80" w:line="252" w:lineRule="auto"/>
+      </w:pPr>
+    </w:p>
+    <w:p>
+      <w:pPr>
+        <w:keepNext/>
+        <w:keepLines w:val="0"/>
+        <w:spacing w:before="0" w:after="140" w:line="252" w:lineRule="auto"/>
       </w:pPr>
       <w:r>
         <w:rPr>
+          <w:rFonts w:ascii="Times New Roman" w:hAnsi="Times New Roman" w:cs="Times New Roman"/>
           <w:b/>
-          <w:sz w:val="23"/>
+          <w:i w:val="0"/>
+          <w:vanish w:val="0"/>
+          <w:color w:val="000000"/>
+          <w:sz w:val="21"/>
         </w:rPr>
-        <w:t>Authorisation</w:t>
+        <w:t>Subject: Application in Form MD-3 for grant of licence to manufacture for sale or distribution of Class A / Class B medical device(s)</w:t>
+      </w:r>
+      <w:r>
+        <w:rPr>
+          <w:rFonts w:ascii="Times New Roman" w:hAnsi="Times New Roman" w:cs="Times New Roman"/>
+          <w:b/>
+          <w:i w:val="0"/>
+          <w:vanish w:val="0"/>
+          <w:color w:val="000000"/>
+          <w:sz w:val="21"/>
+        </w:rPr>
       </w:r>
     </w:p>
-    <w:tbl>
-      <w:tblPr>
-        <w:tblStyle w:val="TableGrid"/>
-        <w:tblW w:type="auto" w:w="0"/>
-        <w:jc w:val="center"/>
-        <w:tblLook w:firstColumn="1" w:firstRow="1" w:lastColumn="0" w:lastRow="0" w:noHBand="0" w:noVBand="1" w:val="04A0"/>
-      </w:tblPr>
-      <w:tblGrid>
-        <w:gridCol w:w="5184"/>
-        <w:gridCol w:w="5184"/>
-      </w:tblGrid>
-      <w:tr>
-        <w:trPr>
-          <w:cantSplit/>
-        </w:trPr>
-        <w:tc>
-          <w:tcPr>
-            <w:tcW w:type="dxa" w:w="3528"/>
-            <w:shd w:fill="E9EEF4"/>
-            <w:vAlign w:val="center"/>
-          </w:tcPr>
-          <w:p>
-            <w:r>
-              <w:rPr>
-                <w:b/>
-                <w:sz w:val="19"/>
-              </w:rPr>
-              <w:t>Place</w:t>
-            </w:r>
-          </w:p>
-        </w:tc>
-        <w:tc>
-          <w:tcPr>
-            <w:tcW w:type="dxa" w:w="6983"/>
-            <w:vAlign w:val="center"/>
-          </w:tcPr>
-          <w:p>
-            <w:r>
-              <w:rPr>
-                <w:sz w:val="19"/>
-              </w:rPr>
-              <w:t>{applicationPlace}</w:t>
-            </w:r>
-          </w:p>
-        </w:tc>
-      </w:tr>
-      <w:tr>
-        <w:trPr>
-          <w:cantSplit/>
-        </w:trPr>
-        <w:tc>
-          <w:tcPr>
-            <w:tcW w:type="dxa" w:w="3528"/>
-            <w:shd w:fill="E9EEF4"/>
-            <w:vAlign w:val="center"/>
-          </w:tcPr>
-          <w:p>
-            <w:r>
-              <w:rPr>
-                <w:b/>
-                <w:sz w:val="19"/>
-              </w:rPr>
-              <w:t>Date</w:t>
-            </w:r>
-          </w:p>
-        </w:tc>
-        <w:tc>
-          <w:tcPr>
-            <w:tcW w:type="dxa" w:w="6983"/>
-            <w:vAlign w:val="center"/>
-          </w:tcPr>
-          <w:p>
-            <w:r>
-              <w:rPr>
-                <w:sz w:val="19"/>
-              </w:rPr>
-              <w:t>{applicationDate}</w:t>
-            </w:r>
-          </w:p>
-        </w:tc>
-      </w:tr>
-      <w:tr>
-        <w:trPr>
-          <w:cantSplit/>
-        </w:trPr>
-        <w:tc>
-          <w:tcPr>
-            <w:tcW w:type="dxa" w:w="3528"/>
-            <w:shd w:fill="E9EEF4"/>
-            <w:vAlign w:val="center"/>
-          </w:tcPr>
-          <w:p>
-            <w:r>
-              <w:rPr>
-                <w:b/>
-                <w:sz w:val="19"/>
-              </w:rPr>
-              <w:t>Name</w:t>
-            </w:r>
-          </w:p>
-        </w:tc>
-        <w:tc>
-          <w:tcPr>
-            <w:tcW w:type="dxa" w:w="6983"/>
-            <w:vAlign w:val="center"/>
-          </w:tcPr>
-          <w:p>
-            <w:r>
-              <w:rPr>
-                <w:sz w:val="19"/>
-              </w:rPr>
-              <w:t>{designatedPersonName}</w:t>
-            </w:r>
-          </w:p>
-        </w:tc>
-      </w:tr>
-      <w:tr>
-        <w:trPr>
-          <w:cantSplit/>
-        </w:trPr>
-        <w:tc>
-          <w:tcPr>
-            <w:tcW w:type="dxa" w:w="3528"/>
-            <w:shd w:fill="E9EEF4"/>
-            <w:vAlign w:val="center"/>
-          </w:tcPr>
-          <w:p>
-            <w:r>
-              <w:rPr>
-                <w:b/>
-                <w:sz w:val="19"/>
-              </w:rPr>
-              <w:t>Designation</w:t>
-            </w:r>
-          </w:p>
-        </w:tc>
-        <w:tc>
-          <w:tcPr>
-            <w:tcW w:type="dxa" w:w="6983"/>
-            <w:vAlign w:val="center"/>
-          </w:tcPr>
-          <w:p>
-            <w:r>
-              <w:rPr>
-                <w:sz w:val="19"/>
-              </w:rPr>
-              <w:t>{designatedPersonDesignation}</w:t>
-            </w:r>
-          </w:p>
-        </w:tc>
-      </w:tr>
-      <w:tr>
-        <w:trPr>
-          <w:cantSplit/>
-        </w:trPr>
-        <w:tc>
-          <w:tcPr>
-            <w:tcW w:type="dxa" w:w="3528"/>
-            <w:shd w:fill="E9EEF4"/>
-            <w:vAlign w:val="center"/>
-          </w:tcPr>
-          <w:p>
-            <w:r>
-              <w:rPr>
-                <w:b/>
-                <w:sz w:val="19"/>
-              </w:rPr>
-              <w:t>Digital Signature</w:t>
-            </w:r>
-          </w:p>
-        </w:tc>
-        <w:tc>
-          <w:tcPr>
-            <w:tcW w:type="dxa" w:w="6983"/>
-            <w:vAlign w:val="center"/>
-          </w:tcPr>
-          <w:p>
-            <w:r>
-              <w:rPr>
-                <w:sz w:val="19"/>
-              </w:rPr>
-              <w:t>[To be signed digitally]</w:t>
-            </w:r>
-          </w:p>
-        </w:tc>
-      </w:tr>
-    </w:tbl>
-    <w:p/>
+    <w:p>
+      <w:pPr>
+        <w:keepNext w:val="0"/>
+        <w:keepLines w:val="0"/>
+        <w:spacing w:before="0" w:after="140" w:line="259" w:lineRule="auto"/>
+      </w:pPr>
+      <w:r>
+        <w:rPr>
+          <w:rFonts w:ascii="Times New Roman" w:hAnsi="Times New Roman" w:cs="Times New Roman"/>
+          <w:b/>
+          <w:i w:val="0"/>
+          <w:vanish w:val="0"/>
+          <w:color w:val="000000"/>
+          <w:sz w:val="20"/>
+        </w:rPr>
+        <w:t>Reference: Form MD-3 under the Medical Devices Rules, 2017.</w:t>
+      </w:r>
+      <w:r>
+        <w:rPr>
+          <w:rFonts w:ascii="Times New Roman" w:hAnsi="Times New Roman" w:cs="Times New Roman"/>
+          <w:b/>
+          <w:i w:val="0"/>
+          <w:vanish w:val="0"/>
+          <w:color w:val="000000"/>
+          <w:sz w:val="20"/>
+        </w:rPr>
+      </w:r>
+    </w:p>
+    <w:p>
+      <w:pPr>
+        <w:keepNext w:val="0"/>
+        <w:keepLines w:val="0"/>
+        <w:spacing w:before="0" w:after="120" w:line="269" w:lineRule="auto"/>
+        <w:jc w:val="left"/>
+      </w:pPr>
+      <w:r>
+        <w:rPr>
+          <w:rFonts w:ascii="Times New Roman" w:hAnsi="Times New Roman" w:cs="Times New Roman"/>
+          <w:b w:val="0"/>
+          <w:i w:val="0"/>
+          <w:vanish w:val="0"/>
+          <w:color w:val="000000"/>
+          <w:sz w:val="21"/>
+        </w:rPr>
+        <w:t>Sir/Madam,</w:t>
+      </w:r>
+    </w:p>
+    <w:p>
+      <w:pPr>
+        <w:keepNext w:val="0"/>
+        <w:keepLines w:val="0"/>
+        <w:spacing w:before="0" w:after="140" w:line="269" w:lineRule="auto"/>
+        <w:jc w:val="left"/>
+      </w:pPr>
+      <w:r>
+        <w:rPr>
+          <w:rFonts w:ascii="Times New Roman" w:hAnsi="Times New Roman" w:cs="Times New Roman"/>
+          <w:b w:val="0"/>
+          <w:i w:val="0"/>
+          <w:vanish w:val="0"/>
+          <w:color w:val="000000"/>
+          <w:sz w:val="21"/>
+        </w:rPr>
+        <w:t>We, {applicantName}, hereby submit the application in Form MD-3 for grant of licence to manufacture for sale or distribution of the Class A / Class B medical device(s) listed in the accompanying annexure. The manufacturing site is located at {manufacturingSiteAddress}.</w:t>
+      </w:r>
+    </w:p>
+    <w:p>
+      <w:pPr>
+        <w:keepNext w:val="0"/>
+        <w:keepLines w:val="0"/>
+        <w:spacing w:before="0" w:after="140" w:line="269" w:lineRule="auto"/>
+        <w:jc w:val="left"/>
+      </w:pPr>
+      <w:r>
+        <w:rPr>
+          <w:rFonts w:ascii="Times New Roman" w:hAnsi="Times New Roman" w:cs="Times New Roman"/>
+          <w:b w:val="0"/>
+          <w:i w:val="0"/>
+          <w:vanish w:val="0"/>
+          <w:color w:val="000000"/>
+          <w:sz w:val="21"/>
+        </w:rPr>
+        <w:t>The device scope proposed for manufacture is {deviceScopeSummary}. The device(s) are proposed as Class {deviceClass}, and substantial equivalence to a predicate device is claimed: {substantialEquivalenceClaimed}.</w:t>
+      </w:r>
+    </w:p>
+    <w:p>
+      <w:pPr>
+        <w:keepNext w:val="0"/>
+        <w:keepLines w:val="0"/>
+        <w:spacing w:before="0" w:after="140" w:line="269" w:lineRule="auto"/>
+        <w:jc w:val="left"/>
+      </w:pPr>
+      <w:r>
+        <w:rPr>
+          <w:rFonts w:ascii="Times New Roman" w:hAnsi="Times New Roman" w:cs="Times New Roman"/>
+          <w:b w:val="0"/>
+          <w:i w:val="0"/>
+          <w:vanish w:val="0"/>
+          <w:color w:val="000000"/>
+          <w:sz w:val="21"/>
+        </w:rPr>
+        <w:t>The prescribed fee has been paid under reference {feeReferenceNumber}. The application includes Form MD-3, the device details annexure and the applicable documents required under the Fourth Schedule of the Medical Devices Rules, 2017.</w:t>
+      </w:r>
+    </w:p>
+    <w:p>
+      <w:pPr>
+        <w:keepNext w:val="0"/>
+        <w:keepLines w:val="0"/>
+        <w:spacing w:before="0" w:after="140" w:line="269" w:lineRule="auto"/>
+        <w:jc w:val="left"/>
+      </w:pPr>
+      <w:r>
+        <w:rPr>
+          <w:rFonts w:ascii="Times New Roman" w:hAnsi="Times New Roman" w:cs="Times New Roman"/>
+          <w:b w:val="0"/>
+          <w:i w:val="0"/>
+          <w:vanish w:val="0"/>
+          <w:color w:val="000000"/>
+          <w:sz w:val="21"/>
+        </w:rPr>
+        <w:t>The applicant hereby confirms that the manufacturing site is ready for audit or shall be ready for audit in accordance with the requirements of the Medical Devices Rules, 2017, and undertakes to comply with the applicable provisions of the Drugs and Cosmetics Act, 1940 and the Medical Devices Rules, 2017.</w:t>
+      </w:r>
+    </w:p>
+    <w:p>
+      <w:pPr>
+        <w:keepNext w:val="0"/>
+        <w:keepLines w:val="0"/>
+        <w:spacing w:before="0" w:after="240" w:line="269" w:lineRule="auto"/>
+        <w:jc w:val="left"/>
+      </w:pPr>
+      <w:r>
+        <w:rPr>
+          <w:rFonts w:ascii="Times New Roman" w:hAnsi="Times New Roman" w:cs="Times New Roman"/>
+          <w:b w:val="0"/>
+          <w:i w:val="0"/>
+          <w:vanish w:val="0"/>
+          <w:color w:val="000000"/>
+          <w:sz w:val="21"/>
+        </w:rPr>
+        <w:t>We request the State Licensing Authority to review the application and grant the licence for manufacture for sale or distribution of the proposed medical device(s).</w:t>
+      </w:r>
+    </w:p>
+    <w:p>
+      <w:pPr>
+        <w:keepNext w:val="0"/>
+        <w:keepLines w:val="0"/>
+        <w:spacing w:before="0" w:after="80" w:line="269" w:lineRule="auto"/>
+        <w:jc w:val="left"/>
+      </w:pPr>
+      <w:r>
+        <w:rPr>
+          <w:rFonts w:ascii="Times New Roman" w:hAnsi="Times New Roman" w:cs="Times New Roman"/>
+          <w:b w:val="0"/>
+          <w:i w:val="0"/>
+          <w:vanish w:val="0"/>
+          <w:color w:val="000000"/>
+          <w:sz w:val="21"/>
+        </w:rPr>
+        <w:t>Yours faithfully,</w:t>
+      </w:r>
+    </w:p>
+    <w:p>
+      <w:pPr>
+        <w:keepNext/>
+        <w:keepLines w:val="0"/>
+        <w:spacing w:before="0" w:after="20" w:line="252" w:lineRule="auto"/>
+        <w:jc w:val="right"/>
+      </w:pPr>
+      <w:r>
+        <w:rPr>
+          <w:rFonts w:ascii="Times New Roman" w:hAnsi="Times New Roman" w:cs="Times New Roman"/>
+          <w:b w:val="0"/>
+          <w:i w:val="0"/>
+          <w:vanish w:val="0"/>
+          <w:color w:val="000000"/>
+          <w:sz w:val="19"/>
+        </w:rPr>
+        <w:t>Signature: ______________________________</w:t>
+      </w:r>
+    </w:p>
+    <w:p>
+      <w:pPr>
+        <w:keepNext/>
+        <w:keepLines w:val="0"/>
+        <w:spacing w:before="0" w:after="0" w:line="252" w:lineRule="auto"/>
+        <w:jc w:val="right"/>
+      </w:pPr>
+      <w:r>
+        <w:rPr>
+          <w:rFonts w:ascii="Times New Roman" w:hAnsi="Times New Roman" w:cs="Times New Roman"/>
+          <w:b/>
+          <w:i w:val="0"/>
+          <w:vanish w:val="0"/>
+          <w:color w:val="000000"/>
+          <w:sz w:val="19"/>
+        </w:rPr>
+        <w:t>{designatedPersonName}</w:t>
+      </w:r>
+    </w:p>
+    <w:p>
+      <w:pPr>
+        <w:keepNext w:val="0"/>
+        <w:keepLines w:val="0"/>
+        <w:spacing w:before="0" w:after="0" w:line="252" w:lineRule="auto"/>
+        <w:jc w:val="right"/>
+      </w:pPr>
+      <w:r>
+        <w:rPr>
+          <w:rFonts w:ascii="Times New Roman" w:hAnsi="Times New Roman" w:cs="Times New Roman"/>
+          <w:b/>
+          <w:i w:val="0"/>
+          <w:vanish w:val="0"/>
+          <w:color w:val="000000"/>
+          <w:sz w:val="19"/>
+        </w:rPr>
+        <w:t>{designatedPersonDesignation} | {applicantName}</w:t>
+      </w:r>
+    </w:p>
+    <w:p>
+      <w:pPr>
+        <w:keepNext w:val="0"/>
+        <w:keepLines w:val="0"/>
+        <w:spacing w:before="0" w:after="0" w:line="259" w:lineRule="auto"/>
+      </w:pPr>
+      <w:r>
+        <w:rPr>
+          <w:rFonts w:ascii="Times New Roman" w:hAnsi="Times New Roman" w:cs="Times New Roman"/>
+          <w:b/>
+          <w:i w:val="0"/>
+          <w:vanish w:val="0"/>
+          <w:color w:val="000000"/>
+          <w:sz w:val="20"/>
+        </w:rPr>
+        <w:t>Place: {applicationPlace}</w:t>
+      </w:r>
+      <w:r>
+        <w:rPr>
+          <w:rFonts w:ascii="Times New Roman" w:hAnsi="Times New Roman" w:cs="Times New Roman"/>
+          <w:b w:val="0"/>
+          <w:i w:val="0"/>
+          <w:vanish w:val="0"/>
+          <w:color w:val="000000"/>
+          <w:sz w:val="20"/>
+        </w:rPr>
+      </w:r>
+    </w:p>
     <w:sectPr>
-      <w:pgSz w:w="12240" w:h="15840"/>
-      <w:pgMar w:top="792" w:right="936" w:bottom="792" w:left="936" w:header="720" w:footer="720" w:gutter="0"/>
+      <w:headerReference w:type="default" r:id="rId9"/>
+      <w:footerReference w:type="default" r:id="rId10"/>
+      <w:pgSz w:w="11906" w:h="16838"/>
+      <w:pgMar w:top="1440" w:right="1440" w:bottom="1247" w:left="1440" w:header="454" w:footer="454" w:gutter="0"/>
       <w:cols w:space="720"/>
       <w:docGrid w:linePitch="360"/>
     </w:sectPr>
   </w:body>
 </w:document>
+</file>
+
+<file path=word/footer1.xml><?xml version="1.0" encoding="utf-8"?>
+<w:ftr xmlns:m="http://schemas.openxmlformats.org/officeDocument/2006/math" xmlns:mc="http://schemas.openxmlformats.org/markup-compatibility/2006" xmlns:mo="http://schemas.microsoft.com/office/mac/office/2008/main" xmlns:mv="urn:schemas-microsoft-com:mac:vml" xmlns:o="urn:schemas-microsoft-com:office:office" xmlns:r="http://schemas.openxmlformats.org/officeDocument/2006/relationships" xmlns:v="urn:schemas-microsoft-com:vml" xmlns:w10="urn:schemas-microsoft-com:office:word" xmlns:w14="http://schemas.microsoft.com/office/word/2010/wordml" xmlns:w="http://schemas.openxmlformats.org/wordprocessingml/2006/main" xmlns:wne="http://schemas.microsoft.com/office/word/2006/wordml" xmlns:wp14="http://schemas.microsoft.com/office/word/2010/wordprocessingDrawing" xmlns:wp="http://schemas.openxmlformats.org/drawingml/2006/wordprocessingDrawing" xmlns:wpc="http://schemas.microsoft.com/office/word/2010/wordprocessingCanvas" xmlns:wpg="http://schemas.microsoft.com/office/word/2010/wordprocessingGroup" xmlns:wpi="http://schemas.microsoft.com/office/word/2010/wordprocessingInk" xmlns:wps="http://schemas.microsoft.com/office/word/2010/wordprocessingShape" mc:Ignorable="w14 wp14">
+  <w:p>
+    <w:pPr>
+      <w:pStyle w:val="Footer"/>
+      <w:spacing w:before="0" w:after="0"/>
+      <w:jc w:val="center"/>
+    </w:pPr>
+    <w:r>
+      <w:rPr>
+        <w:rFonts w:ascii="Times New Roman" w:hAnsi="Times New Roman" w:cs="Times New Roman"/>
+        <w:b w:val="0"/>
+        <w:i w:val="0"/>
+        <w:vanish w:val="0"/>
+        <w:color w:val="666666"/>
+        <w:sz w:val="17"/>
+      </w:rPr>
+      <w:t xml:space="preserve">Page </w:t>
+      <w:fldChar w:fldCharType="begin"/>
+      <w:instrText xml:space="preserve"> PAGE </w:instrText>
+      <w:fldChar w:fldCharType="separate"/>
+      <w:t>1</w:t>
+      <w:fldChar w:fldCharType="end"/>
+    </w:r>
+  </w:p>
+</w:ftr>
+</file>
+
+<file path=word/header1.xml><?xml version="1.0" encoding="utf-8"?>
+<w:hdr xmlns:m="http://schemas.openxmlformats.org/officeDocument/2006/math" xmlns:mc="http://schemas.openxmlformats.org/markup-compatibility/2006" xmlns:mo="http://schemas.microsoft.com/office/mac/office/2008/main" xmlns:mv="urn:schemas-microsoft-com:mac:vml" xmlns:o="urn:schemas-microsoft-com:office:office" xmlns:r="http://schemas.openxmlformats.org/officeDocument/2006/relationships" xmlns:v="urn:schemas-microsoft-com:vml" xmlns:w10="urn:schemas-microsoft-com:office:word" xmlns:w14="http://schemas.microsoft.com/office/word/2010/wordml" xmlns:w="http://schemas.openxmlformats.org/wordprocessingml/2006/main" xmlns:wne="http://schemas.microsoft.com/office/word/2006/wordml" xmlns:wp14="http://schemas.microsoft.com/office/word/2010/wordprocessingDrawing" xmlns:wp="http://schemas.openxmlformats.org/drawingml/2006/wordprocessingDrawing" xmlns:wpc="http://schemas.microsoft.com/office/word/2010/wordprocessingCanvas" xmlns:wpg="http://schemas.microsoft.com/office/word/2010/wordprocessingGroup" xmlns:wpi="http://schemas.microsoft.com/office/word/2010/wordprocessingInk" xmlns:wps="http://schemas.microsoft.com/office/word/2010/wordprocessingShape" mc:Ignorable="w14 wp14">
+  <w:p>
+    <w:pPr>
+      <w:pStyle w:val="Header"/>
+      <w:spacing w:after="0"/>
+      <w:jc w:val="right"/>
+    </w:pPr>
+    <w:r>
+      <w:rPr>
+        <w:rFonts w:ascii="Times New Roman" w:hAnsi="Times New Roman" w:cs="Times New Roman"/>
+        <w:b w:val="0"/>
+        <w:i w:val="0"/>
+        <w:vanish w:val="0"/>
+        <w:color w:val="666666"/>
+        <w:sz w:val="16"/>
+      </w:rPr>
+      <w:t>MD-3 Manufacturing Licence Dossier</w:t>
+    </w:r>
+  </w:p>
+</w:hdr>
 </file>
 
 <file path=word/numbering.xml><?xml version="1.0" encoding="utf-8"?>
@@ -909,9 +764,14 @@
     <w:name w:val="Normal"/>
     <w:qFormat/>
     <w:rsid w:val="00FC693F"/>
+    <w:pPr>
+      <w:spacing w:before="0" w:after="80" w:line="259" w:lineRule="auto"/>
+    </w:pPr>
     <w:rPr>
-      <w:rFonts w:ascii="Arial" w:hAnsi="Arial"/>
-      <w:sz w:val="19"/>
+      <w:rFonts w:ascii="Times New Roman" w:hAnsi="Times New Roman" w:cs="Times New Roman"/>
+      <w:b w:val="0"/>
+      <w:color w:val="000000"/>
+      <w:sz w:val="21"/>
     </w:rPr>
   </w:style>
   <w:style w:type="paragraph" w:styleId="Header">
@@ -969,15 +829,15 @@
     <w:pPr>
       <w:keepNext/>
       <w:keepLines/>
-      <w:spacing w:before="480" w:after="0"/>
+      <w:spacing w:before="240" w:after="100"/>
       <w:outlineLvl w:val="0"/>
     </w:pPr>
     <w:rPr>
-      <w:rFonts w:asciiTheme="majorHAnsi" w:eastAsiaTheme="majorEastAsia" w:hAnsiTheme="majorHAnsi" w:cstheme="majorBidi"/>
+      <w:rFonts w:asciiTheme="majorHAnsi" w:eastAsiaTheme="majorEastAsia" w:hAnsiTheme="majorHAnsi" w:cstheme="majorBidi" w:ascii="Times New Roman" w:hAnsi="Times New Roman" w:cs="Times New Roman"/>
       <w:b/>
       <w:bCs/>
-      <w:color w:val="365F91" w:themeColor="accent1" w:themeShade="BF"/>
-      <w:sz w:val="28"/>
+      <w:color w:val="000000"/>
+      <w:sz w:val="26"/>
       <w:szCs w:val="28"/>
     </w:rPr>
   </w:style>
@@ -993,15 +853,15 @@
     <w:pPr>
       <w:keepNext/>
       <w:keepLines/>
-      <w:spacing w:before="200" w:after="0"/>
+      <w:spacing w:before="180" w:after="80"/>
       <w:outlineLvl w:val="1"/>
     </w:pPr>
     <w:rPr>
-      <w:rFonts w:asciiTheme="majorHAnsi" w:eastAsiaTheme="majorEastAsia" w:hAnsiTheme="majorHAnsi" w:cstheme="majorBidi"/>
+      <w:rFonts w:asciiTheme="majorHAnsi" w:eastAsiaTheme="majorEastAsia" w:hAnsiTheme="majorHAnsi" w:cstheme="majorBidi" w:ascii="Times New Roman" w:hAnsi="Times New Roman" w:cs="Times New Roman"/>
       <w:b/>
       <w:bCs/>
-      <w:color w:val="4F81BD" w:themeColor="accent1"/>
-      <w:sz w:val="26"/>
+      <w:color w:val="000000"/>
+      <w:sz w:val="23"/>
       <w:szCs w:val="26"/>
     </w:rPr>
   </w:style>
@@ -1017,14 +877,15 @@
     <w:pPr>
       <w:keepNext/>
       <w:keepLines/>
-      <w:spacing w:before="200" w:after="0"/>
+      <w:spacing w:before="140" w:after="60"/>
       <w:outlineLvl w:val="2"/>
     </w:pPr>
     <w:rPr>
-      <w:rFonts w:asciiTheme="majorHAnsi" w:eastAsiaTheme="majorEastAsia" w:hAnsiTheme="majorHAnsi" w:cstheme="majorBidi"/>
+      <w:rFonts w:asciiTheme="majorHAnsi" w:eastAsiaTheme="majorEastAsia" w:hAnsiTheme="majorHAnsi" w:cstheme="majorBidi" w:ascii="Times New Roman" w:hAnsi="Times New Roman" w:cs="Times New Roman"/>
       <w:b/>
       <w:bCs/>
-      <w:color w:val="4F81BD" w:themeColor="accent1"/>
+      <w:color w:val="000000"/>
+      <w:sz w:val="21"/>
     </w:rPr>
   </w:style>
   <w:style w:type="paragraph" w:styleId="Heading4">
